--- a/content-src/docx/R TLS 2010 11 05 Cambridge and Prynne.docx
+++ b/content-src/docx/R TLS 2010 11 05 Cambridge and Prynne.docx
@@ -26,18 +26,6 @@
         <w:br/>
       </w:r>
       <w:r>
-        <w:t xml:space="preserve">Trinity Hall, Cambridge CB2 1TJ</w:t>
-      </w:r>
-      <w:r>
-        <w:br/>
-      </w:r>
-      <w:r>
-        <w:t xml:space="preserve">www.cambridgeliteraryreview.org</w:t>
-      </w:r>
-      <w:r>
-        <w:br/>
-      </w:r>
-      <w:r>
         <w:t xml:space="preserve">£20 per annum</w:t>
       </w:r>
       <w:r>
@@ -62,12 +50,6 @@
         <w:br/>
       </w:r>
       <w:r>
-        <w:t xml:space="preserve">http://ojs.gc.cuny.edu/index.php/glossator/index</w:t>
-      </w:r>
-      <w:r>
-        <w:br/>
-      </w:r>
-      <w:r>
         <w:t xml:space="preserve">$7.25 each; free online</w:t>
       </w:r>
       <w:r>
@@ -98,12 +80,6 @@
         <w:br/>
       </w:r>
       <w:r>
-        <w:t xml:space="preserve">978 1 84861 043 9</w:t>
-      </w:r>
-      <w:r>
-        <w:br/>
-      </w:r>
-      <w:r>
         <w:t xml:space="preserve">J. H. Prynne</w:t>
       </w:r>
       <w:r>
@@ -116,13 +92,7 @@
         <w:br/>
       </w:r>
       <w:r>
-        <w:t xml:space="preserve">24pp. Barque Press, 26 Allerton Road, London N16 5UJ. £10.</w:t>
-      </w:r>
-      <w:r>
-        <w:br/>
-      </w:r>
-      <w:r>
-        <w:t xml:space="preserve">978 1 903488 74 4&lt;/details&gt;</w:t>
+        <w:t xml:space="preserve">24pp. Barque Press. £10.&lt;/details&gt;</w:t>
       </w:r>
     </w:p>
     <w:p>

--- a/content-src/docx/R TLS 2010 11 05 Cambridge and Prynne.docx
+++ b/content-src/docx/R TLS 2010 11 05 Cambridge and Prynne.docx
@@ -199,7 +199,7 @@
         <w:t xml:space="preserve">obscure</w:t>
       </w:r>
       <w:r>
-        <w:t xml:space="preserve"> this is chiefly because information necessary for comprehension is not part of the reader’s knowledge . . . and finding out this information may dispel much of the obscurity. When poetry is </w:t>
+        <w:t xml:space="preserve"> this is chiefly because information necessary for comprehension is not part of the reader’s knowledge… and finding out this information may dispel much of the obscurity. When poetry is </w:t>
       </w:r>
       <w:r>
         <w:rPr>
@@ -208,7 +208,7 @@
         <w:t xml:space="preserve">difficult</w:t>
       </w:r>
       <w:r>
-        <w:t xml:space="preserve"> this is more likely because the language and structure of its presentation are unusually cross-linked or fragmented, or dense with ideas and response-patterns that challenge the reader’s powers of recognition . . . . Alexander Pope’s </w:t>
+        <w:t xml:space="preserve"> this is more likely because the language and structure of its presentation are unusually cross-linked or fragmented, or dense with ideas and response-patterns that challenge the reader’s powers of recognition…. Alexander Pope’s </w:t>
       </w:r>
       <w:r>
         <w:rPr>
@@ -217,7 +217,7 @@
         <w:t xml:space="preserve">The Dunciad</w:t>
       </w:r>
       <w:r>
-        <w:t xml:space="preserve"> (1728–43) is now obscure but not especially difficult; Wallace Stevens’s “Thirteen Ways of Looking at a Blackbird” or “Sunday Morning” . . . are difficult but mostly not obscure; Eliot’s </w:t>
+        <w:t xml:space="preserve"> (1728–43) is now obscure but not especially difficult; Wallace Stevens’s “Thirteen Ways of Looking at a Blackbird” or “Sunday Morning”… are difficult but mostly not obscure; Eliot’s </w:t>
       </w:r>
       <w:r>
         <w:rPr>
@@ -244,7 +244,7 @@
         <w:t xml:space="preserve">c</w:t>
       </w:r>
       <w:r>
-        <w:t xml:space="preserve">.813–58) are hard for readers because they are obscure and also difficult; indeed, their difficulties are deliberate and integral to poetic method . . . .&lt;/quote&gt;</w:t>
+        <w:t xml:space="preserve">.813–58) are hard for readers because they are obscure and also difficult; indeed, their difficulties are deliberate and integral to poetic method….&lt;/quote&gt;</w:t>
       </w:r>
     </w:p>
     <w:p>
@@ -277,7 +277,7 @@
         <w:t xml:space="preserve">Glossator: The practice and theory of the commentary</w:t>
       </w:r>
       <w:r>
-        <w:t xml:space="preserve">, edited by Ryan Dobran, Nicola Masciandaro and Karl Steel, has pieces by Prynne in two of its issues, and devotes another entirely to commentaries on his work. These essays demonstrate that Prynne’s poems, far from being surreal nonsense, as some critics would like to believe, are in fact tightly constructed, and densely packed; they bring together daunting amounts of learning, but also seem to propose a way of looking, thinking, and acting which cannot easily be reduced to an existing ideological or philosophical position; they are exploratory and pioneering. In an acute essay on the poem “L’Extase de M. Poher”, Keston Sutherland writes that “Prynne’s poetry of the 1960s is as intellectually ambitious as Milton’s of the 1660s . . . . Prynne set out . . . a prospectus for philosophical song so astronomically demanding that Manilus might have shrunk from it in trepidation”.</w:t>
+        <w:t xml:space="preserve">, edited by Ryan Dobran, Nicola Masciandaro and Karl Steel, has pieces by Prynne in two of its issues, and devotes another entirely to commentaries on his work. These essays demonstrate that Prynne’s poems, far from being surreal nonsense, as some critics would like to believe, are in fact tightly constructed, and densely packed; they bring together daunting amounts of learning, but also seem to propose a way of looking, thinking, and acting which cannot easily be reduced to an existing ideological or philosophical position; they are exploratory and pioneering. In an acute essay on the poem “L’Extase de M. Poher”, Keston Sutherland writes that “Prynne’s poetry of the 1960s is as intellectually ambitious as Milton’s of the 1660s…. Prynne set out… a prospectus for philosophical song so astronomically demanding that Manilus might have shrunk from it in trepidation”.</w:t>
       </w:r>
     </w:p>
     <w:p>
